--- a/static/contratos_plantillas/ejemplo_contrato.docx
+++ b/static/contratos_plantillas/ejemplo_contrato.docx
@@ -102,7 +102,7 @@
           <w:b w:val="0"/>
           <w:sz w:val="22"/>
         </w:rPr>
-        <w:t>EL TRABAJADOR percibirá una remuneración mensual de S/ {{ sueldo }} ({{ sueldo_letras }} SOLES), sujeta a descuentos de ley.</w:t>
+        <w:t>EL TRABAJADOR percibirá una remuneración mensual de S/ {{ sueldo }} ({{ sueldo_letras }}), sujeta a descuentos de ley.</w:t>
       </w:r>
     </w:p>
     <w:p>
